--- a/pytorch.docx
+++ b/pytorch.docx
@@ -13648,13 +13648,13 @@
         <w:tblLook w:val="04A0" w:firstRow="1" w:lastRow="0" w:firstColumn="1" w:lastColumn="0" w:noHBand="0" w:noVBand="1"/>
       </w:tblPr>
       <w:tblGrid>
-        <w:gridCol w:w="4508"/>
-        <w:gridCol w:w="5126"/>
+        <w:gridCol w:w="4673"/>
+        <w:gridCol w:w="4961"/>
       </w:tblGrid>
       <w:tr>
         <w:tc>
           <w:tcPr>
-            <w:tcW w:w="4508" w:type="dxa"/>
+            <w:tcW w:w="4673" w:type="dxa"/>
           </w:tcPr>
           <w:p>
             <w:pPr>
@@ -13916,6 +13916,8 @@
           <w:p>
             <w:pPr>
               <w:rPr>
+                <w:b/>
+                <w:bCs/>
                 <w:sz w:val="20"/>
                 <w:szCs w:val="20"/>
               </w:rPr>
@@ -13931,6 +13933,8 @@
             <w:proofErr w:type="gramStart"/>
             <w:r>
               <w:rPr>
+                <w:b/>
+                <w:bCs/>
                 <w:sz w:val="20"/>
                 <w:szCs w:val="20"/>
               </w:rPr>
@@ -13939,6 +13943,8 @@
             <w:proofErr w:type="gramEnd"/>
             <w:r>
               <w:rPr>
+                <w:b/>
+                <w:bCs/>
                 <w:sz w:val="20"/>
                 <w:szCs w:val="20"/>
               </w:rPr>
@@ -13947,6 +13953,8 @@
             <w:proofErr w:type="spellEnd"/>
             <w:r>
               <w:rPr>
+                <w:b/>
+                <w:bCs/>
                 <w:sz w:val="20"/>
                 <w:szCs w:val="20"/>
               </w:rPr>
@@ -14064,12 +14072,17 @@
                 <w:szCs w:val="20"/>
               </w:rPr>
             </w:pPr>
+          </w:p>
+          <w:p>
+            <w:r>
+              <w:t>……………………..</w:t>
+            </w:r>
           </w:p>
           <w:p/>
         </w:tc>
         <w:tc>
           <w:tcPr>
-            <w:tcW w:w="5126" w:type="dxa"/>
+            <w:tcW w:w="4961" w:type="dxa"/>
           </w:tcPr>
           <w:p>
             <w:pPr>
@@ -14633,7 +14646,7 @@
       <w:tr>
         <w:tc>
           <w:tcPr>
-            <w:tcW w:w="4508" w:type="dxa"/>
+            <w:tcW w:w="4673" w:type="dxa"/>
           </w:tcPr>
           <w:p>
             <w:pPr>
@@ -15518,7 +15531,7 @@
         </w:tc>
         <w:tc>
           <w:tcPr>
-            <w:tcW w:w="5126" w:type="dxa"/>
+            <w:tcW w:w="4961" w:type="dxa"/>
           </w:tcPr>
           <w:p>
             <w:pPr>
@@ -16057,7 +16070,7 @@
       <w:tr>
         <w:tc>
           <w:tcPr>
-            <w:tcW w:w="4508" w:type="dxa"/>
+            <w:tcW w:w="4673" w:type="dxa"/>
           </w:tcPr>
           <w:p>
             <w:pPr>
@@ -16484,7 +16497,7 @@
         </w:tc>
         <w:tc>
           <w:tcPr>
-            <w:tcW w:w="5126" w:type="dxa"/>
+            <w:tcW w:w="4961" w:type="dxa"/>
           </w:tcPr>
           <w:p>
             <w:pPr>
@@ -16624,7 +16637,7 @@
       <w:tr>
         <w:tc>
           <w:tcPr>
-            <w:tcW w:w="4508" w:type="dxa"/>
+            <w:tcW w:w="4673" w:type="dxa"/>
           </w:tcPr>
           <w:p>
             <w:pPr>
@@ -16920,7 +16933,7 @@
         </w:tc>
         <w:tc>
           <w:tcPr>
-            <w:tcW w:w="5126" w:type="dxa"/>
+            <w:tcW w:w="4961" w:type="dxa"/>
           </w:tcPr>
           <w:p>
             <w:pPr>
@@ -17789,10 +17802,7 @@
         </w:numPr>
       </w:pPr>
       <w:r>
-        <w:t>Broadcasting rules</w:t>
-      </w:r>
-      <w:r>
-        <w:t xml:space="preserve"> </w:t>
+        <w:t xml:space="preserve">Broadcasting rules </w:t>
       </w:r>
     </w:p>
     <w:p>
@@ -17804,10 +17814,7 @@
         </w:numPr>
       </w:pPr>
       <w:r>
-        <w:t>Optimizers (SGD, Adam)</w:t>
-      </w:r>
-      <w:r>
-        <w:t xml:space="preserve"> </w:t>
+        <w:t xml:space="preserve">Optimizers (SGD, Adam) </w:t>
       </w:r>
     </w:p>
     <w:p>
@@ -17837,10 +17844,7 @@
         <w:t>Conv2D</w:t>
       </w:r>
       <w:r>
-        <w:t>)</w:t>
-      </w:r>
-      <w:r>
-        <w:t xml:space="preserve"> </w:t>
+        <w:t xml:space="preserve">) </w:t>
       </w:r>
       <w:r>
         <w:br w:type="page"/>
@@ -18813,6 +18817,248 @@
         <w:rPr>
           <w:b/>
           <w:bCs/>
+          <w:sz w:val="24"/>
+          <w:szCs w:val="24"/>
+        </w:rPr>
+      </w:pPr>
+    </w:p>
+    <w:p>
+      <w:pPr>
+        <w:jc w:val="center"/>
+        <w:rPr>
+          <w:b/>
+          <w:bCs/>
+          <w:sz w:val="24"/>
+          <w:szCs w:val="24"/>
+        </w:rPr>
+      </w:pPr>
+    </w:p>
+    <w:p>
+      <w:pPr>
+        <w:jc w:val="center"/>
+        <w:rPr>
+          <w:b/>
+          <w:bCs/>
+          <w:sz w:val="24"/>
+          <w:szCs w:val="24"/>
+        </w:rPr>
+      </w:pPr>
+    </w:p>
+    <w:p>
+      <w:pPr>
+        <w:jc w:val="center"/>
+        <w:rPr>
+          <w:b/>
+          <w:bCs/>
+          <w:sz w:val="24"/>
+          <w:szCs w:val="24"/>
+        </w:rPr>
+      </w:pPr>
+    </w:p>
+    <w:p>
+      <w:pPr>
+        <w:jc w:val="center"/>
+        <w:rPr>
+          <w:b/>
+          <w:bCs/>
+          <w:sz w:val="24"/>
+          <w:szCs w:val="24"/>
+        </w:rPr>
+      </w:pPr>
+    </w:p>
+    <w:p>
+      <w:pPr>
+        <w:jc w:val="center"/>
+        <w:rPr>
+          <w:b/>
+          <w:bCs/>
+          <w:sz w:val="24"/>
+          <w:szCs w:val="24"/>
+        </w:rPr>
+      </w:pPr>
+    </w:p>
+    <w:p>
+      <w:pPr>
+        <w:jc w:val="center"/>
+        <w:rPr>
+          <w:b/>
+          <w:bCs/>
+          <w:sz w:val="24"/>
+          <w:szCs w:val="24"/>
+        </w:rPr>
+      </w:pPr>
+    </w:p>
+    <w:p>
+      <w:pPr>
+        <w:jc w:val="center"/>
+        <w:rPr>
+          <w:b/>
+          <w:bCs/>
+          <w:sz w:val="24"/>
+          <w:szCs w:val="24"/>
+        </w:rPr>
+      </w:pPr>
+    </w:p>
+    <w:p>
+      <w:pPr>
+        <w:jc w:val="center"/>
+        <w:rPr>
+          <w:b/>
+          <w:bCs/>
+          <w:sz w:val="24"/>
+          <w:szCs w:val="24"/>
+        </w:rPr>
+      </w:pPr>
+    </w:p>
+    <w:p>
+      <w:pPr>
+        <w:jc w:val="center"/>
+        <w:rPr>
+          <w:b/>
+          <w:bCs/>
+          <w:sz w:val="24"/>
+          <w:szCs w:val="24"/>
+        </w:rPr>
+      </w:pPr>
+    </w:p>
+    <w:p>
+      <w:pPr>
+        <w:jc w:val="center"/>
+        <w:rPr>
+          <w:b/>
+          <w:bCs/>
+          <w:sz w:val="24"/>
+          <w:szCs w:val="24"/>
+        </w:rPr>
+      </w:pPr>
+    </w:p>
+    <w:p>
+      <w:pPr>
+        <w:jc w:val="center"/>
+        <w:rPr>
+          <w:b/>
+          <w:bCs/>
+          <w:sz w:val="24"/>
+          <w:szCs w:val="24"/>
+        </w:rPr>
+      </w:pPr>
+    </w:p>
+    <w:p>
+      <w:pPr>
+        <w:jc w:val="center"/>
+        <w:rPr>
+          <w:b/>
+          <w:bCs/>
+          <w:sz w:val="24"/>
+          <w:szCs w:val="24"/>
+        </w:rPr>
+      </w:pPr>
+    </w:p>
+    <w:p>
+      <w:pPr>
+        <w:jc w:val="center"/>
+        <w:rPr>
+          <w:b/>
+          <w:bCs/>
+          <w:sz w:val="24"/>
+          <w:szCs w:val="24"/>
+        </w:rPr>
+      </w:pPr>
+    </w:p>
+    <w:p>
+      <w:pPr>
+        <w:jc w:val="center"/>
+        <w:rPr>
+          <w:b/>
+          <w:bCs/>
+          <w:sz w:val="24"/>
+          <w:szCs w:val="24"/>
+        </w:rPr>
+      </w:pPr>
+    </w:p>
+    <w:p>
+      <w:pPr>
+        <w:jc w:val="center"/>
+        <w:rPr>
+          <w:b/>
+          <w:bCs/>
+          <w:sz w:val="24"/>
+          <w:szCs w:val="24"/>
+        </w:rPr>
+      </w:pPr>
+    </w:p>
+    <w:p>
+      <w:pPr>
+        <w:jc w:val="center"/>
+        <w:rPr>
+          <w:b/>
+          <w:bCs/>
+          <w:sz w:val="24"/>
+          <w:szCs w:val="24"/>
+        </w:rPr>
+      </w:pPr>
+    </w:p>
+    <w:p>
+      <w:pPr>
+        <w:jc w:val="center"/>
+        <w:rPr>
+          <w:b/>
+          <w:bCs/>
+          <w:sz w:val="24"/>
+          <w:szCs w:val="24"/>
+        </w:rPr>
+      </w:pPr>
+    </w:p>
+    <w:p>
+      <w:pPr>
+        <w:jc w:val="center"/>
+        <w:rPr>
+          <w:b/>
+          <w:bCs/>
+          <w:sz w:val="24"/>
+          <w:szCs w:val="24"/>
+        </w:rPr>
+      </w:pPr>
+    </w:p>
+    <w:p>
+      <w:pPr>
+        <w:jc w:val="center"/>
+        <w:rPr>
+          <w:b/>
+          <w:bCs/>
+          <w:sz w:val="24"/>
+          <w:szCs w:val="24"/>
+        </w:rPr>
+      </w:pPr>
+    </w:p>
+    <w:p>
+      <w:pPr>
+        <w:jc w:val="center"/>
+        <w:rPr>
+          <w:b/>
+          <w:bCs/>
+          <w:sz w:val="24"/>
+          <w:szCs w:val="24"/>
+        </w:rPr>
+      </w:pPr>
+    </w:p>
+    <w:p>
+      <w:pPr>
+        <w:jc w:val="center"/>
+        <w:rPr>
+          <w:b/>
+          <w:bCs/>
+          <w:sz w:val="24"/>
+          <w:szCs w:val="24"/>
+        </w:rPr>
+      </w:pPr>
+    </w:p>
+    <w:p>
+      <w:pPr>
+        <w:jc w:val="center"/>
+        <w:rPr>
+          <w:b/>
+          <w:bCs/>
         </w:rPr>
       </w:pPr>
       <w:r>
@@ -18822,6 +19068,7 @@
           <w:sz w:val="24"/>
           <w:szCs w:val="24"/>
         </w:rPr>
+        <w:lastRenderedPageBreak/>
         <w:t xml:space="preserve">Automate </w:t>
       </w:r>
       <w:proofErr w:type="spellStart"/>
@@ -21573,7 +21820,6 @@
                 <w:sz w:val="20"/>
                 <w:szCs w:val="20"/>
               </w:rPr>
-              <w:lastRenderedPageBreak/>
               <w:t xml:space="preserve">    </w:t>
             </w:r>
             <w:proofErr w:type="spellStart"/>
@@ -21842,7 +22088,6 @@
                 <w:sz w:val="20"/>
                 <w:szCs w:val="20"/>
               </w:rPr>
-              <w:lastRenderedPageBreak/>
               <w:t>Automate all manual creation using Sequential</w:t>
             </w:r>
           </w:p>
@@ -22123,7 +22368,6 @@
                 <w:sz w:val="20"/>
                 <w:szCs w:val="20"/>
               </w:rPr>
-              <w:lastRenderedPageBreak/>
               <w:t xml:space="preserve">        </w:t>
             </w:r>
             <w:proofErr w:type="spellStart"/>
@@ -22472,7 +22716,6 @@
                 <w:sz w:val="20"/>
                 <w:szCs w:val="20"/>
               </w:rPr>
-              <w:lastRenderedPageBreak/>
               <w:t xml:space="preserve">model = </w:t>
             </w:r>
             <w:proofErr w:type="spellStart"/>
@@ -22987,6 +23230,7 @@
           <w:b/>
           <w:bCs/>
         </w:rPr>
+        <w:lastRenderedPageBreak/>
         <w:t xml:space="preserve">Dataset &amp; </w:t>
       </w:r>
       <w:proofErr w:type="spellStart"/>
@@ -24352,7 +24596,7 @@
           <w:noProof/>
         </w:rPr>
         <w:drawing>
-          <wp:anchor distT="0" distB="0" distL="114300" distR="114300" simplePos="0" relativeHeight="251710464" behindDoc="0" locked="0" layoutInCell="1" allowOverlap="1" wp14:anchorId="630FFAB1" wp14:editId="7CB46D95">
+          <wp:anchor distT="0" distB="0" distL="114300" distR="114300" simplePos="0" relativeHeight="251710464" behindDoc="0" locked="0" layoutInCell="1" allowOverlap="1" wp14:anchorId="630FFAB1" wp14:editId="5542EDE1">
             <wp:simplePos x="0" y="0"/>
             <wp:positionH relativeFrom="column">
               <wp:posOffset>2300605</wp:posOffset>
@@ -24377,7 +24621,7 @@
                     </pic:cNvPicPr>
                   </pic:nvPicPr>
                   <pic:blipFill>
-                    <a:blip r:embed="rId5" cstate="print">
+                    <a:blip r:embed="rId6" cstate="print">
                       <a:extLst>
                         <a:ext uri="{28A0092B-C50C-407E-A947-70E740481C1C}">
                           <a14:useLocalDpi xmlns:a14="http://schemas.microsoft.com/office/drawing/2010/main" val="0"/>
@@ -24810,7 +25054,6 @@
                 <w:sz w:val="20"/>
                 <w:szCs w:val="20"/>
               </w:rPr>
-              <w:lastRenderedPageBreak/>
               <w:t>  def __</w:t>
             </w:r>
             <w:proofErr w:type="spellStart"/>
@@ -25055,7 +25298,6 @@
                 <w:sz w:val="20"/>
                 <w:szCs w:val="20"/>
               </w:rPr>
-              <w:lastRenderedPageBreak/>
               <w:t xml:space="preserve"># </w:t>
             </w:r>
             <w:r>
@@ -25299,7 +25541,6 @@
                 <w:sz w:val="20"/>
                 <w:szCs w:val="20"/>
               </w:rPr>
-              <w:lastRenderedPageBreak/>
               <w:t>[</w:t>
             </w:r>
           </w:p>
@@ -25373,7 +25614,6 @@
           <w:sz w:val="20"/>
           <w:szCs w:val="20"/>
         </w:rPr>
-        <w:lastRenderedPageBreak/>
         <mc:AlternateContent>
           <mc:Choice Requires="wps">
             <w:drawing>
@@ -26323,6 +26563,7 @@
           <w:sz w:val="20"/>
           <w:szCs w:val="20"/>
         </w:rPr>
+        <w:lastRenderedPageBreak/>
         <w:t xml:space="preserve">Apply the </w:t>
       </w:r>
       <w:proofErr w:type="spellStart"/>
@@ -27872,7 +28113,6 @@
                 <w:sz w:val="20"/>
                 <w:szCs w:val="20"/>
               </w:rPr>
-              <w:lastRenderedPageBreak/>
               <w:t xml:space="preserve">    </w:t>
             </w:r>
             <w:proofErr w:type="spellStart"/>
@@ -28231,6 +28471,7 @@
           <w:b/>
           <w:bCs/>
         </w:rPr>
+        <w:lastRenderedPageBreak/>
         <w:t>nn.</w:t>
       </w:r>
       <w:r>
@@ -29212,18 +29453,33 @@
     <w:p>
       <w:pPr>
         <w:spacing w:after="0"/>
+        <w:jc w:val="center"/>
         <w:rPr>
+          <w:b/>
+          <w:bCs/>
+          <w:u w:val="single"/>
+        </w:rPr>
+      </w:pPr>
+      <w:r>
+        <w:rPr>
+          <w:b/>
+          <w:bCs/>
+          <w:u w:val="single"/>
+        </w:rPr>
+        <w:t>Create your own Custom Parameter class</w:t>
+      </w:r>
+    </w:p>
+    <w:p>
+      <w:pPr>
+        <w:spacing w:after="0"/>
+        <w:jc w:val="center"/>
+        <w:rPr>
+          <w:b/>
+          <w:bCs/>
           <w:sz w:val="20"/>
           <w:szCs w:val="20"/>
         </w:rPr>
       </w:pPr>
-      <w:r>
-        <w:rPr>
-          <w:sz w:val="20"/>
-          <w:szCs w:val="20"/>
-        </w:rPr>
-        <w:t>Create your own Custom Parameter class</w:t>
-      </w:r>
     </w:p>
     <w:tbl>
       <w:tblPr>
@@ -30356,7 +30612,6 @@
           <w:sz w:val="24"/>
           <w:szCs w:val="24"/>
         </w:rPr>
-        <w:lastRenderedPageBreak/>
         <w:t>Key Insight</w:t>
       </w:r>
     </w:p>
@@ -30613,6 +30868,7 @@
           <w:b/>
           <w:bCs/>
         </w:rPr>
+        <w:lastRenderedPageBreak/>
         <w:t>nn.Linear</w:t>
       </w:r>
       <w:proofErr w:type="spellEnd"/>
@@ -31188,7 +31444,7 @@
         </w:rPr>
         <w:t xml:space="preserve">A Linear layer in </w:t>
       </w:r>
-      <w:hyperlink r:id="rId6" w:tgtFrame="_blank" w:history="1">
+      <w:hyperlink r:id="rId7" w:tgtFrame="_blank" w:history="1">
         <w:proofErr w:type="spellStart"/>
         <w:r>
           <w:rPr>
@@ -32444,30 +32700,55 @@
     </w:p>
     <w:p>
       <w:pPr>
+        <w:spacing w:after="0"/>
+        <w:jc w:val="center"/>
         <w:rPr>
           <w:b/>
           <w:bCs/>
-          <w:sz w:val="20"/>
-          <w:szCs w:val="20"/>
+          <w:u w:val="single"/>
         </w:rPr>
       </w:pPr>
       <w:r>
         <w:rPr>
           <w:b/>
           <w:bCs/>
-          <w:sz w:val="20"/>
-          <w:szCs w:val="20"/>
+          <w:u w:val="single"/>
         </w:rPr>
-        <w:t>Equivalent Manual Implementation</w:t>
+        <w:t xml:space="preserve">Create your own Custom </w:t>
       </w:r>
       <w:r>
         <w:rPr>
           <w:b/>
           <w:bCs/>
-          <w:sz w:val="20"/>
-          <w:szCs w:val="20"/>
+          <w:u w:val="single"/>
         </w:rPr>
-        <w:t>:</w:t>
+        <w:t>Linear</w:t>
+      </w:r>
+      <w:r>
+        <w:rPr>
+          <w:b/>
+          <w:bCs/>
+          <w:u w:val="single"/>
+        </w:rPr>
+        <w:t xml:space="preserve"> class</w:t>
+      </w:r>
+    </w:p>
+    <w:p>
+      <w:pPr>
+        <w:jc w:val="center"/>
+        <w:rPr>
+          <w:b/>
+          <w:bCs/>
+          <w:u w:val="single"/>
+        </w:rPr>
+      </w:pPr>
+      <w:r>
+        <w:rPr>
+          <w:b/>
+          <w:bCs/>
+          <w:u w:val="single"/>
+        </w:rPr>
+        <w:t>Manual Implementation</w:t>
       </w:r>
     </w:p>
     <w:tbl>
@@ -33959,14 +34240,6 @@
         </w:tc>
       </w:tr>
     </w:tbl>
-    <w:p>
-      <w:pPr>
-        <w:rPr>
-          <w:sz w:val="20"/>
-          <w:szCs w:val="20"/>
-        </w:rPr>
-      </w:pPr>
-    </w:p>
     <w:p>
       <w:pPr>
         <w:rPr>
@@ -34007,6 +34280,7 @@
           <w:b/>
           <w:bCs/>
         </w:rPr>
+        <w:lastRenderedPageBreak/>
         <w:t>nn.</w:t>
       </w:r>
       <w:r>
@@ -34116,6 +34390,1445 @@
         </w:rPr>
       </w:pPr>
     </w:p>
+    <w:tbl>
+      <w:tblPr>
+        <w:tblStyle w:val="TableGrid"/>
+        <w:tblW w:w="0" w:type="auto"/>
+        <w:tblLook w:val="04A0" w:firstRow="1" w:lastRow="0" w:firstColumn="1" w:lastColumn="0" w:noHBand="0" w:noVBand="1"/>
+      </w:tblPr>
+      <w:tblGrid>
+        <w:gridCol w:w="4508"/>
+        <w:gridCol w:w="4508"/>
+      </w:tblGrid>
+      <w:tr>
+        <w:tc>
+          <w:tcPr>
+            <w:tcW w:w="4508" w:type="dxa"/>
+          </w:tcPr>
+          <w:p>
+            <w:pPr>
+              <w:rPr>
+                <w:sz w:val="18"/>
+                <w:szCs w:val="18"/>
+              </w:rPr>
+            </w:pPr>
+            <w:r>
+              <w:rPr>
+                <w:sz w:val="18"/>
+                <w:szCs w:val="18"/>
+              </w:rPr>
+              <w:t xml:space="preserve">embedding = </w:t>
+            </w:r>
+            <w:proofErr w:type="spellStart"/>
+            <w:proofErr w:type="gramStart"/>
+            <w:r>
+              <w:rPr>
+                <w:sz w:val="18"/>
+                <w:szCs w:val="18"/>
+              </w:rPr>
+              <w:t>nn.Embedding</w:t>
+            </w:r>
+            <w:proofErr w:type="spellEnd"/>
+            <w:proofErr w:type="gramEnd"/>
+            <w:r>
+              <w:rPr>
+                <w:sz w:val="18"/>
+                <w:szCs w:val="18"/>
+              </w:rPr>
+              <w:t>(</w:t>
+            </w:r>
+            <w:r>
+              <w:rPr>
+                <w:sz w:val="18"/>
+                <w:szCs w:val="18"/>
+              </w:rPr>
+              <w:br/>
+              <w:t xml:space="preserve">    </w:t>
+            </w:r>
+            <w:proofErr w:type="spellStart"/>
+            <w:r>
+              <w:rPr>
+                <w:sz w:val="18"/>
+                <w:szCs w:val="18"/>
+              </w:rPr>
+              <w:t>num_embeddings</w:t>
+            </w:r>
+            <w:proofErr w:type="spellEnd"/>
+            <w:r>
+              <w:rPr>
+                <w:sz w:val="18"/>
+                <w:szCs w:val="18"/>
+              </w:rPr>
+              <w:t xml:space="preserve">=10000, </w:t>
+            </w:r>
+            <w:r>
+              <w:rPr>
+                <w:color w:val="808080" w:themeColor="background1" w:themeShade="80"/>
+                <w:sz w:val="18"/>
+                <w:szCs w:val="18"/>
+              </w:rPr>
+              <w:t># vocabulary size</w:t>
+            </w:r>
+            <w:r>
+              <w:rPr>
+                <w:sz w:val="18"/>
+                <w:szCs w:val="18"/>
+              </w:rPr>
+              <w:br/>
+              <w:t xml:space="preserve">    </w:t>
+            </w:r>
+            <w:proofErr w:type="spellStart"/>
+            <w:r>
+              <w:rPr>
+                <w:sz w:val="18"/>
+                <w:szCs w:val="18"/>
+              </w:rPr>
+              <w:t>embedding_dim</w:t>
+            </w:r>
+            <w:proofErr w:type="spellEnd"/>
+            <w:r>
+              <w:rPr>
+                <w:sz w:val="18"/>
+                <w:szCs w:val="18"/>
+              </w:rPr>
+              <w:t xml:space="preserve">=300 </w:t>
+            </w:r>
+            <w:r>
+              <w:rPr>
+                <w:color w:val="808080" w:themeColor="background1" w:themeShade="80"/>
+                <w:sz w:val="18"/>
+                <w:szCs w:val="18"/>
+              </w:rPr>
+              <w:t># vector size</w:t>
+            </w:r>
+            <w:r>
+              <w:rPr>
+                <w:color w:val="808080" w:themeColor="background1" w:themeShade="80"/>
+                <w:sz w:val="18"/>
+                <w:szCs w:val="18"/>
+              </w:rPr>
+              <w:br/>
+            </w:r>
+            <w:r>
+              <w:rPr>
+                <w:sz w:val="18"/>
+                <w:szCs w:val="18"/>
+              </w:rPr>
+              <w:t>)</w:t>
+            </w:r>
+          </w:p>
+          <w:p>
+            <w:pPr>
+              <w:rPr>
+                <w:sz w:val="18"/>
+                <w:szCs w:val="18"/>
+              </w:rPr>
+            </w:pPr>
+          </w:p>
+          <w:p>
+            <w:pPr>
+              <w:rPr>
+                <w:b/>
+                <w:bCs/>
+                <w:sz w:val="18"/>
+                <w:szCs w:val="18"/>
+              </w:rPr>
+            </w:pPr>
+            <w:r>
+              <w:rPr>
+                <w:b/>
+                <w:bCs/>
+                <w:sz w:val="18"/>
+                <w:szCs w:val="18"/>
+              </w:rPr>
+              <w:t>Ex1:</w:t>
+            </w:r>
+          </w:p>
+          <w:p>
+            <w:pPr>
+              <w:rPr>
+                <w:color w:val="808080" w:themeColor="background1" w:themeShade="80"/>
+                <w:sz w:val="18"/>
+                <w:szCs w:val="18"/>
+              </w:rPr>
+            </w:pPr>
+            <w:r>
+              <w:rPr>
+                <w:sz w:val="18"/>
+                <w:szCs w:val="18"/>
+              </w:rPr>
+              <w:t xml:space="preserve">x = </w:t>
+            </w:r>
+            <w:proofErr w:type="spellStart"/>
+            <w:proofErr w:type="gramStart"/>
+            <w:r>
+              <w:rPr>
+                <w:sz w:val="18"/>
+                <w:szCs w:val="18"/>
+              </w:rPr>
+              <w:t>torch.tensor</w:t>
+            </w:r>
+            <w:proofErr w:type="spellEnd"/>
+            <w:proofErr w:type="gramEnd"/>
+            <w:r>
+              <w:rPr>
+                <w:sz w:val="18"/>
+                <w:szCs w:val="18"/>
+              </w:rPr>
+              <w:t>([5, 42, 100])</w:t>
+            </w:r>
+            <w:r>
+              <w:rPr>
+                <w:sz w:val="18"/>
+                <w:szCs w:val="18"/>
+              </w:rPr>
+              <w:br/>
+              <w:t>output = embedding(x)</w:t>
+            </w:r>
+            <w:r>
+              <w:rPr>
+                <w:sz w:val="18"/>
+                <w:szCs w:val="18"/>
+              </w:rPr>
+              <w:br/>
+              <w:t>print(</w:t>
+            </w:r>
+            <w:proofErr w:type="spellStart"/>
+            <w:proofErr w:type="gramStart"/>
+            <w:r>
+              <w:rPr>
+                <w:sz w:val="18"/>
+                <w:szCs w:val="18"/>
+              </w:rPr>
+              <w:t>output.shape</w:t>
+            </w:r>
+            <w:proofErr w:type="spellEnd"/>
+            <w:proofErr w:type="gramEnd"/>
+            <w:r>
+              <w:rPr>
+                <w:sz w:val="18"/>
+                <w:szCs w:val="18"/>
+              </w:rPr>
+              <w:t xml:space="preserve">) </w:t>
+            </w:r>
+            <w:r>
+              <w:rPr>
+                <w:color w:val="808080" w:themeColor="background1" w:themeShade="80"/>
+                <w:sz w:val="18"/>
+                <w:szCs w:val="18"/>
+              </w:rPr>
+              <w:t xml:space="preserve"># </w:t>
+            </w:r>
+            <w:proofErr w:type="spellStart"/>
+            <w:proofErr w:type="gramStart"/>
+            <w:r>
+              <w:rPr>
+                <w:color w:val="808080" w:themeColor="background1" w:themeShade="80"/>
+                <w:sz w:val="18"/>
+                <w:szCs w:val="18"/>
+              </w:rPr>
+              <w:t>torch.Size</w:t>
+            </w:r>
+            <w:proofErr w:type="spellEnd"/>
+            <w:proofErr w:type="gramEnd"/>
+            <w:r>
+              <w:rPr>
+                <w:color w:val="808080" w:themeColor="background1" w:themeShade="80"/>
+                <w:sz w:val="18"/>
+                <w:szCs w:val="18"/>
+              </w:rPr>
+              <w:t>([3, 300])</w:t>
+            </w:r>
+          </w:p>
+          <w:p>
+            <w:pPr>
+              <w:rPr>
+                <w:sz w:val="18"/>
+                <w:szCs w:val="18"/>
+              </w:rPr>
+            </w:pPr>
+          </w:p>
+        </w:tc>
+        <w:tc>
+          <w:tcPr>
+            <w:tcW w:w="4508" w:type="dxa"/>
+          </w:tcPr>
+          <w:p>
+            <w:pPr>
+              <w:rPr>
+                <w:b/>
+                <w:bCs/>
+                <w:sz w:val="18"/>
+                <w:szCs w:val="18"/>
+              </w:rPr>
+            </w:pPr>
+            <w:r>
+              <w:rPr>
+                <w:b/>
+                <w:bCs/>
+                <w:sz w:val="18"/>
+                <w:szCs w:val="18"/>
+              </w:rPr>
+              <w:t>Ex</w:t>
+            </w:r>
+            <w:r>
+              <w:rPr>
+                <w:b/>
+                <w:bCs/>
+                <w:sz w:val="18"/>
+                <w:szCs w:val="18"/>
+              </w:rPr>
+              <w:t>2</w:t>
+            </w:r>
+            <w:r>
+              <w:rPr>
+                <w:b/>
+                <w:bCs/>
+                <w:sz w:val="18"/>
+                <w:szCs w:val="18"/>
+              </w:rPr>
+              <w:t>:</w:t>
+            </w:r>
+          </w:p>
+          <w:p>
+            <w:pPr>
+              <w:rPr>
+                <w:sz w:val="18"/>
+                <w:szCs w:val="18"/>
+              </w:rPr>
+            </w:pPr>
+            <w:r>
+              <w:rPr>
+                <w:sz w:val="18"/>
+                <w:szCs w:val="18"/>
+              </w:rPr>
+              <w:t xml:space="preserve">x = </w:t>
+            </w:r>
+            <w:proofErr w:type="spellStart"/>
+            <w:proofErr w:type="gramStart"/>
+            <w:r>
+              <w:rPr>
+                <w:sz w:val="18"/>
+                <w:szCs w:val="18"/>
+              </w:rPr>
+              <w:t>torch.tensor</w:t>
+            </w:r>
+            <w:proofErr w:type="spellEnd"/>
+            <w:proofErr w:type="gramEnd"/>
+            <w:r>
+              <w:rPr>
+                <w:sz w:val="18"/>
+                <w:szCs w:val="18"/>
+              </w:rPr>
+              <w:t>([</w:t>
+            </w:r>
+            <w:r>
+              <w:rPr>
+                <w:sz w:val="18"/>
+                <w:szCs w:val="18"/>
+              </w:rPr>
+              <w:br/>
+            </w:r>
+            <w:r>
+              <w:rPr>
+                <w:sz w:val="18"/>
+                <w:szCs w:val="18"/>
+              </w:rPr>
+              <w:t xml:space="preserve"> </w:t>
+            </w:r>
+            <w:proofErr w:type="gramStart"/>
+            <w:r>
+              <w:rPr>
+                <w:sz w:val="18"/>
+                <w:szCs w:val="18"/>
+              </w:rPr>
+              <w:t xml:space="preserve">   </w:t>
+            </w:r>
+            <w:r>
+              <w:rPr>
+                <w:sz w:val="18"/>
+                <w:szCs w:val="18"/>
+              </w:rPr>
+              <w:t>[</w:t>
+            </w:r>
+            <w:proofErr w:type="gramEnd"/>
+            <w:r>
+              <w:rPr>
+                <w:sz w:val="18"/>
+                <w:szCs w:val="18"/>
+              </w:rPr>
+              <w:t>1, 2, 3],</w:t>
+            </w:r>
+            <w:r>
+              <w:rPr>
+                <w:sz w:val="18"/>
+                <w:szCs w:val="18"/>
+              </w:rPr>
+              <w:br/>
+            </w:r>
+            <w:r>
+              <w:rPr>
+                <w:sz w:val="18"/>
+                <w:szCs w:val="18"/>
+              </w:rPr>
+              <w:t xml:space="preserve"> </w:t>
+            </w:r>
+            <w:proofErr w:type="gramStart"/>
+            <w:r>
+              <w:rPr>
+                <w:sz w:val="18"/>
+                <w:szCs w:val="18"/>
+              </w:rPr>
+              <w:t xml:space="preserve">   </w:t>
+            </w:r>
+            <w:r>
+              <w:rPr>
+                <w:sz w:val="18"/>
+                <w:szCs w:val="18"/>
+              </w:rPr>
+              <w:t>[</w:t>
+            </w:r>
+            <w:proofErr w:type="gramEnd"/>
+            <w:r>
+              <w:rPr>
+                <w:sz w:val="18"/>
+                <w:szCs w:val="18"/>
+              </w:rPr>
+              <w:t>4, 5, 6]</w:t>
+            </w:r>
+            <w:r>
+              <w:rPr>
+                <w:sz w:val="18"/>
+                <w:szCs w:val="18"/>
+              </w:rPr>
+              <w:br/>
+              <w:t>])</w:t>
+            </w:r>
+            <w:r>
+              <w:rPr>
+                <w:sz w:val="18"/>
+                <w:szCs w:val="18"/>
+              </w:rPr>
+              <w:br/>
+            </w:r>
+            <w:r>
+              <w:rPr>
+                <w:sz w:val="18"/>
+                <w:szCs w:val="18"/>
+              </w:rPr>
+              <w:t xml:space="preserve">embedding </w:t>
+            </w:r>
+            <w:r>
+              <w:rPr>
+                <w:sz w:val="18"/>
+                <w:szCs w:val="18"/>
+              </w:rPr>
+              <w:t xml:space="preserve">= </w:t>
+            </w:r>
+            <w:proofErr w:type="spellStart"/>
+            <w:proofErr w:type="gramStart"/>
+            <w:r>
+              <w:rPr>
+                <w:sz w:val="18"/>
+                <w:szCs w:val="18"/>
+              </w:rPr>
+              <w:t>nn.Embedding</w:t>
+            </w:r>
+            <w:proofErr w:type="spellEnd"/>
+            <w:proofErr w:type="gramEnd"/>
+            <w:r>
+              <w:rPr>
+                <w:sz w:val="18"/>
+                <w:szCs w:val="18"/>
+              </w:rPr>
+              <w:t>(100, 16)</w:t>
+            </w:r>
+          </w:p>
+          <w:p>
+            <w:pPr>
+              <w:rPr>
+                <w:color w:val="808080" w:themeColor="background1" w:themeShade="80"/>
+                <w:sz w:val="18"/>
+                <w:szCs w:val="18"/>
+              </w:rPr>
+            </w:pPr>
+            <w:r>
+              <w:rPr>
+                <w:sz w:val="18"/>
+                <w:szCs w:val="18"/>
+              </w:rPr>
+              <w:t>output = embedding(x)</w:t>
+            </w:r>
+            <w:r>
+              <w:rPr>
+                <w:sz w:val="18"/>
+                <w:szCs w:val="18"/>
+              </w:rPr>
+              <w:br/>
+              <w:t>print(</w:t>
+            </w:r>
+            <w:proofErr w:type="spellStart"/>
+            <w:proofErr w:type="gramStart"/>
+            <w:r>
+              <w:rPr>
+                <w:sz w:val="18"/>
+                <w:szCs w:val="18"/>
+              </w:rPr>
+              <w:t>output.shape</w:t>
+            </w:r>
+            <w:proofErr w:type="spellEnd"/>
+            <w:proofErr w:type="gramEnd"/>
+            <w:r>
+              <w:rPr>
+                <w:sz w:val="18"/>
+                <w:szCs w:val="18"/>
+              </w:rPr>
+              <w:t xml:space="preserve">) </w:t>
+            </w:r>
+            <w:r>
+              <w:rPr>
+                <w:color w:val="808080" w:themeColor="background1" w:themeShade="80"/>
+                <w:sz w:val="18"/>
+                <w:szCs w:val="18"/>
+              </w:rPr>
+              <w:t xml:space="preserve"># </w:t>
+            </w:r>
+            <w:r>
+              <w:rPr>
+                <w:color w:val="808080" w:themeColor="background1" w:themeShade="80"/>
+                <w:sz w:val="18"/>
+                <w:szCs w:val="18"/>
+              </w:rPr>
+              <w:t>(2, 3, 16)</w:t>
+            </w:r>
+          </w:p>
+          <w:p>
+            <w:pPr>
+              <w:rPr>
+                <w:sz w:val="20"/>
+                <w:szCs w:val="20"/>
+              </w:rPr>
+            </w:pPr>
+          </w:p>
+          <w:p>
+            <w:pPr>
+              <w:rPr>
+                <w:sz w:val="20"/>
+                <w:szCs w:val="20"/>
+              </w:rPr>
+            </w:pPr>
+          </w:p>
+        </w:tc>
+      </w:tr>
+    </w:tbl>
+    <w:p>
+      <w:pPr>
+        <w:rPr>
+          <w:sz w:val="20"/>
+          <w:szCs w:val="20"/>
+        </w:rPr>
+      </w:pPr>
+    </w:p>
+    <w:p>
+      <w:pPr>
+        <w:jc w:val="center"/>
+        <w:rPr>
+          <w:b/>
+          <w:bCs/>
+          <w:u w:val="single"/>
+        </w:rPr>
+      </w:pPr>
+      <w:r>
+        <w:rPr>
+          <w:b/>
+          <w:bCs/>
+          <w:u w:val="single"/>
+        </w:rPr>
+        <w:t>Create a custom embedding layer</w:t>
+      </w:r>
+    </w:p>
+    <w:p>
+      <w:pPr>
+        <w:spacing w:after="0"/>
+        <w:rPr>
+          <w:sz w:val="20"/>
+          <w:szCs w:val="20"/>
+        </w:rPr>
+      </w:pPr>
+    </w:p>
+    <w:tbl>
+      <w:tblPr>
+        <w:tblStyle w:val="TableGrid"/>
+        <w:tblW w:w="0" w:type="auto"/>
+        <w:tblLook w:val="04A0" w:firstRow="1" w:lastRow="0" w:firstColumn="1" w:lastColumn="0" w:noHBand="0" w:noVBand="1"/>
+      </w:tblPr>
+      <w:tblGrid>
+        <w:gridCol w:w="4673"/>
+        <w:gridCol w:w="4343"/>
+      </w:tblGrid>
+      <w:tr>
+        <w:tc>
+          <w:tcPr>
+            <w:tcW w:w="4673" w:type="dxa"/>
+          </w:tcPr>
+          <w:p>
+            <w:pPr>
+              <w:rPr>
+                <w:sz w:val="20"/>
+                <w:szCs w:val="20"/>
+              </w:rPr>
+            </w:pPr>
+            <w:r>
+              <w:rPr>
+                <w:sz w:val="18"/>
+                <w:szCs w:val="18"/>
+              </w:rPr>
+              <w:t xml:space="preserve">class </w:t>
+            </w:r>
+            <w:proofErr w:type="spellStart"/>
+            <w:r>
+              <w:rPr>
+                <w:sz w:val="18"/>
+                <w:szCs w:val="18"/>
+              </w:rPr>
+              <w:t>MyEmbedding</w:t>
+            </w:r>
+            <w:proofErr w:type="spellEnd"/>
+            <w:r>
+              <w:rPr>
+                <w:sz w:val="18"/>
+                <w:szCs w:val="18"/>
+              </w:rPr>
+              <w:t>(</w:t>
+            </w:r>
+            <w:proofErr w:type="spellStart"/>
+            <w:proofErr w:type="gramStart"/>
+            <w:r>
+              <w:rPr>
+                <w:sz w:val="18"/>
+                <w:szCs w:val="18"/>
+              </w:rPr>
+              <w:t>nn.Module</w:t>
+            </w:r>
+            <w:proofErr w:type="spellEnd"/>
+            <w:proofErr w:type="gramEnd"/>
+            <w:r>
+              <w:rPr>
+                <w:sz w:val="18"/>
+                <w:szCs w:val="18"/>
+              </w:rPr>
+              <w:t>):</w:t>
+            </w:r>
+            <w:r>
+              <w:rPr>
+                <w:sz w:val="18"/>
+                <w:szCs w:val="18"/>
+              </w:rPr>
+              <w:br/>
+            </w:r>
+            <w:r>
+              <w:rPr>
+                <w:sz w:val="18"/>
+                <w:szCs w:val="18"/>
+              </w:rPr>
+              <w:t xml:space="preserve">    </w:t>
+            </w:r>
+            <w:r>
+              <w:rPr>
+                <w:sz w:val="18"/>
+                <w:szCs w:val="18"/>
+              </w:rPr>
+              <w:t xml:space="preserve">def </w:t>
+            </w:r>
+            <w:r>
+              <w:rPr>
+                <w:b/>
+                <w:bCs/>
+                <w:sz w:val="18"/>
+                <w:szCs w:val="18"/>
+              </w:rPr>
+              <w:t>__</w:t>
+            </w:r>
+            <w:proofErr w:type="spellStart"/>
+            <w:r>
+              <w:rPr>
+                <w:b/>
+                <w:bCs/>
+                <w:sz w:val="18"/>
+                <w:szCs w:val="18"/>
+              </w:rPr>
+              <w:t>init</w:t>
+            </w:r>
+            <w:proofErr w:type="spellEnd"/>
+            <w:r>
+              <w:rPr>
+                <w:b/>
+                <w:bCs/>
+                <w:sz w:val="18"/>
+                <w:szCs w:val="18"/>
+              </w:rPr>
+              <w:t>_</w:t>
+            </w:r>
+            <w:proofErr w:type="gramStart"/>
+            <w:r>
+              <w:rPr>
+                <w:b/>
+                <w:bCs/>
+                <w:sz w:val="18"/>
+                <w:szCs w:val="18"/>
+              </w:rPr>
+              <w:t>_</w:t>
+            </w:r>
+            <w:r>
+              <w:rPr>
+                <w:sz w:val="18"/>
+                <w:szCs w:val="18"/>
+              </w:rPr>
+              <w:t>(</w:t>
+            </w:r>
+            <w:proofErr w:type="gramEnd"/>
+            <w:r>
+              <w:rPr>
+                <w:sz w:val="18"/>
+                <w:szCs w:val="18"/>
+              </w:rPr>
+              <w:t xml:space="preserve">self, </w:t>
+            </w:r>
+            <w:proofErr w:type="spellStart"/>
+            <w:r>
+              <w:rPr>
+                <w:sz w:val="18"/>
+                <w:szCs w:val="18"/>
+              </w:rPr>
+              <w:t>num_embeddings</w:t>
+            </w:r>
+            <w:proofErr w:type="spellEnd"/>
+            <w:r>
+              <w:rPr>
+                <w:sz w:val="18"/>
+                <w:szCs w:val="18"/>
+              </w:rPr>
+              <w:t xml:space="preserve">, </w:t>
+            </w:r>
+            <w:proofErr w:type="spellStart"/>
+            <w:r>
+              <w:rPr>
+                <w:sz w:val="18"/>
+                <w:szCs w:val="18"/>
+              </w:rPr>
+              <w:t>embedding_dim</w:t>
+            </w:r>
+            <w:proofErr w:type="spellEnd"/>
+            <w:r>
+              <w:rPr>
+                <w:sz w:val="18"/>
+                <w:szCs w:val="18"/>
+              </w:rPr>
+              <w:t>):</w:t>
+            </w:r>
+            <w:r>
+              <w:rPr>
+                <w:sz w:val="18"/>
+                <w:szCs w:val="18"/>
+              </w:rPr>
+              <w:br/>
+            </w:r>
+            <w:r>
+              <w:rPr>
+                <w:sz w:val="18"/>
+                <w:szCs w:val="18"/>
+              </w:rPr>
+              <w:t xml:space="preserve">        </w:t>
+            </w:r>
+            <w:r>
+              <w:rPr>
+                <w:sz w:val="18"/>
+                <w:szCs w:val="18"/>
+              </w:rPr>
+              <w:t>super(</w:t>
+            </w:r>
+            <w:proofErr w:type="gramStart"/>
+            <w:r>
+              <w:rPr>
+                <w:sz w:val="18"/>
+                <w:szCs w:val="18"/>
+              </w:rPr>
+              <w:t>)._</w:t>
+            </w:r>
+            <w:proofErr w:type="gramEnd"/>
+            <w:r>
+              <w:rPr>
+                <w:sz w:val="18"/>
+                <w:szCs w:val="18"/>
+              </w:rPr>
+              <w:t>_</w:t>
+            </w:r>
+            <w:proofErr w:type="spellStart"/>
+            <w:r>
+              <w:rPr>
+                <w:sz w:val="18"/>
+                <w:szCs w:val="18"/>
+              </w:rPr>
+              <w:t>init</w:t>
+            </w:r>
+            <w:proofErr w:type="spellEnd"/>
+            <w:r>
+              <w:rPr>
+                <w:sz w:val="18"/>
+                <w:szCs w:val="18"/>
+              </w:rPr>
+              <w:t>_</w:t>
+            </w:r>
+            <w:proofErr w:type="gramStart"/>
+            <w:r>
+              <w:rPr>
+                <w:sz w:val="18"/>
+                <w:szCs w:val="18"/>
+              </w:rPr>
+              <w:t>_(</w:t>
+            </w:r>
+            <w:proofErr w:type="gramEnd"/>
+            <w:r>
+              <w:rPr>
+                <w:sz w:val="18"/>
+                <w:szCs w:val="18"/>
+              </w:rPr>
+              <w:t>)</w:t>
+            </w:r>
+            <w:r>
+              <w:rPr>
+                <w:sz w:val="18"/>
+                <w:szCs w:val="18"/>
+              </w:rPr>
+              <w:br/>
+            </w:r>
+            <w:r>
+              <w:rPr>
+                <w:sz w:val="18"/>
+                <w:szCs w:val="18"/>
+              </w:rPr>
+              <w:br/>
+            </w:r>
+            <w:r>
+              <w:rPr>
+                <w:sz w:val="18"/>
+                <w:szCs w:val="18"/>
+              </w:rPr>
+              <w:t xml:space="preserve">        </w:t>
+            </w:r>
+            <w:proofErr w:type="spellStart"/>
+            <w:proofErr w:type="gramStart"/>
+            <w:r>
+              <w:rPr>
+                <w:sz w:val="18"/>
+                <w:szCs w:val="18"/>
+              </w:rPr>
+              <w:t>self.weight</w:t>
+            </w:r>
+            <w:proofErr w:type="spellEnd"/>
+            <w:proofErr w:type="gramEnd"/>
+            <w:r>
+              <w:rPr>
+                <w:sz w:val="18"/>
+                <w:szCs w:val="18"/>
+              </w:rPr>
+              <w:t xml:space="preserve"> = </w:t>
+            </w:r>
+            <w:proofErr w:type="spellStart"/>
+            <w:proofErr w:type="gramStart"/>
+            <w:r>
+              <w:rPr>
+                <w:sz w:val="18"/>
+                <w:szCs w:val="18"/>
+              </w:rPr>
+              <w:t>torch.randn</w:t>
+            </w:r>
+            <w:proofErr w:type="spellEnd"/>
+            <w:proofErr w:type="gramEnd"/>
+            <w:r>
+              <w:rPr>
+                <w:sz w:val="18"/>
+                <w:szCs w:val="18"/>
+              </w:rPr>
+              <w:t>(</w:t>
+            </w:r>
+            <w:r>
+              <w:rPr>
+                <w:sz w:val="18"/>
+                <w:szCs w:val="18"/>
+              </w:rPr>
+              <w:br/>
+            </w:r>
+            <w:r>
+              <w:rPr>
+                <w:sz w:val="18"/>
+                <w:szCs w:val="18"/>
+              </w:rPr>
+              <w:t xml:space="preserve">                </w:t>
+            </w:r>
+            <w:proofErr w:type="spellStart"/>
+            <w:r>
+              <w:rPr>
+                <w:sz w:val="18"/>
+                <w:szCs w:val="18"/>
+              </w:rPr>
+              <w:t>num_embeddings</w:t>
+            </w:r>
+            <w:proofErr w:type="spellEnd"/>
+            <w:r>
+              <w:rPr>
+                <w:sz w:val="18"/>
+                <w:szCs w:val="18"/>
+              </w:rPr>
+              <w:t>,</w:t>
+            </w:r>
+            <w:r>
+              <w:rPr>
+                <w:sz w:val="18"/>
+                <w:szCs w:val="18"/>
+              </w:rPr>
+              <w:br/>
+            </w:r>
+            <w:r>
+              <w:rPr>
+                <w:sz w:val="18"/>
+                <w:szCs w:val="18"/>
+              </w:rPr>
+              <w:t xml:space="preserve">                </w:t>
+            </w:r>
+            <w:proofErr w:type="spellStart"/>
+            <w:r>
+              <w:rPr>
+                <w:sz w:val="18"/>
+                <w:szCs w:val="18"/>
+              </w:rPr>
+              <w:t>embedding_dim</w:t>
+            </w:r>
+            <w:proofErr w:type="spellEnd"/>
+            <w:r>
+              <w:rPr>
+                <w:sz w:val="18"/>
+                <w:szCs w:val="18"/>
+              </w:rPr>
+              <w:t>,</w:t>
+            </w:r>
+            <w:r>
+              <w:rPr>
+                <w:sz w:val="18"/>
+                <w:szCs w:val="18"/>
+              </w:rPr>
+              <w:br/>
+            </w:r>
+            <w:r>
+              <w:rPr>
+                <w:sz w:val="18"/>
+                <w:szCs w:val="18"/>
+              </w:rPr>
+              <w:t xml:space="preserve">                </w:t>
+            </w:r>
+            <w:proofErr w:type="spellStart"/>
+            <w:r>
+              <w:rPr>
+                <w:sz w:val="18"/>
+                <w:szCs w:val="18"/>
+              </w:rPr>
+              <w:t>requires_grad</w:t>
+            </w:r>
+            <w:proofErr w:type="spellEnd"/>
+            <w:r>
+              <w:rPr>
+                <w:sz w:val="18"/>
+                <w:szCs w:val="18"/>
+              </w:rPr>
+              <w:t>=True</w:t>
+            </w:r>
+            <w:r>
+              <w:rPr>
+                <w:sz w:val="18"/>
+                <w:szCs w:val="18"/>
+              </w:rPr>
+              <w:br/>
+            </w:r>
+            <w:r>
+              <w:rPr>
+                <w:sz w:val="18"/>
+                <w:szCs w:val="18"/>
+              </w:rPr>
+              <w:t xml:space="preserve">      </w:t>
+            </w:r>
+            <w:proofErr w:type="gramStart"/>
+            <w:r>
+              <w:rPr>
+                <w:sz w:val="18"/>
+                <w:szCs w:val="18"/>
+              </w:rPr>
+              <w:t xml:space="preserve">  </w:t>
+            </w:r>
+            <w:r>
+              <w:rPr>
+                <w:sz w:val="18"/>
+                <w:szCs w:val="18"/>
+              </w:rPr>
+              <w:t>)</w:t>
+            </w:r>
+            <w:proofErr w:type="gramEnd"/>
+            <w:r>
+              <w:rPr>
+                <w:sz w:val="18"/>
+                <w:szCs w:val="18"/>
+              </w:rPr>
+              <w:br/>
+            </w:r>
+            <w:r>
+              <w:rPr>
+                <w:sz w:val="18"/>
+                <w:szCs w:val="18"/>
+              </w:rPr>
+              <w:br/>
+            </w:r>
+            <w:r>
+              <w:rPr>
+                <w:sz w:val="18"/>
+                <w:szCs w:val="18"/>
+              </w:rPr>
+              <w:t xml:space="preserve">        </w:t>
+            </w:r>
+            <w:r>
+              <w:rPr>
+                <w:sz w:val="18"/>
+                <w:szCs w:val="18"/>
+              </w:rPr>
+              <w:t xml:space="preserve">def </w:t>
+            </w:r>
+            <w:proofErr w:type="gramStart"/>
+            <w:r>
+              <w:rPr>
+                <w:sz w:val="18"/>
+                <w:szCs w:val="18"/>
+              </w:rPr>
+              <w:t>forward(</w:t>
+            </w:r>
+            <w:proofErr w:type="gramEnd"/>
+            <w:r>
+              <w:rPr>
+                <w:sz w:val="18"/>
+                <w:szCs w:val="18"/>
+              </w:rPr>
+              <w:t>self, indices):</w:t>
+            </w:r>
+            <w:r>
+              <w:rPr>
+                <w:sz w:val="18"/>
+                <w:szCs w:val="18"/>
+              </w:rPr>
+              <w:br/>
+            </w:r>
+            <w:r>
+              <w:rPr>
+                <w:sz w:val="18"/>
+                <w:szCs w:val="18"/>
+              </w:rPr>
+              <w:t xml:space="preserve">                </w:t>
+            </w:r>
+            <w:r>
+              <w:rPr>
+                <w:sz w:val="18"/>
+                <w:szCs w:val="18"/>
+              </w:rPr>
+              <w:t xml:space="preserve">return </w:t>
+            </w:r>
+            <w:proofErr w:type="spellStart"/>
+            <w:proofErr w:type="gramStart"/>
+            <w:r>
+              <w:rPr>
+                <w:sz w:val="18"/>
+                <w:szCs w:val="18"/>
+              </w:rPr>
+              <w:t>self.weight</w:t>
+            </w:r>
+            <w:proofErr w:type="spellEnd"/>
+            <w:proofErr w:type="gramEnd"/>
+            <w:r>
+              <w:rPr>
+                <w:sz w:val="18"/>
+                <w:szCs w:val="18"/>
+              </w:rPr>
+              <w:t>[indices]</w:t>
+            </w:r>
+          </w:p>
+        </w:tc>
+        <w:tc>
+          <w:tcPr>
+            <w:tcW w:w="4343" w:type="dxa"/>
+          </w:tcPr>
+          <w:p>
+            <w:pPr>
+              <w:rPr>
+                <w:sz w:val="20"/>
+                <w:szCs w:val="20"/>
+              </w:rPr>
+            </w:pPr>
+            <w:r>
+              <w:rPr>
+                <w:sz w:val="20"/>
+                <w:szCs w:val="20"/>
+              </w:rPr>
+              <w:t xml:space="preserve">embedding = </w:t>
+            </w:r>
+            <w:proofErr w:type="spellStart"/>
+            <w:proofErr w:type="gramStart"/>
+            <w:r>
+              <w:rPr>
+                <w:sz w:val="20"/>
+                <w:szCs w:val="20"/>
+              </w:rPr>
+              <w:t>MyEmbedding</w:t>
+            </w:r>
+            <w:proofErr w:type="spellEnd"/>
+            <w:r>
+              <w:rPr>
+                <w:sz w:val="20"/>
+                <w:szCs w:val="20"/>
+              </w:rPr>
+              <w:t>(</w:t>
+            </w:r>
+            <w:proofErr w:type="gramEnd"/>
+            <w:r>
+              <w:rPr>
+                <w:sz w:val="20"/>
+                <w:szCs w:val="20"/>
+              </w:rPr>
+              <w:t>100, 16)</w:t>
+            </w:r>
+          </w:p>
+          <w:p>
+            <w:pPr>
+              <w:rPr>
+                <w:sz w:val="20"/>
+                <w:szCs w:val="20"/>
+              </w:rPr>
+            </w:pPr>
+            <w:r>
+              <w:rPr>
+                <w:sz w:val="20"/>
+                <w:szCs w:val="20"/>
+              </w:rPr>
+              <w:t xml:space="preserve">x = </w:t>
+            </w:r>
+            <w:proofErr w:type="spellStart"/>
+            <w:proofErr w:type="gramStart"/>
+            <w:r>
+              <w:rPr>
+                <w:sz w:val="20"/>
+                <w:szCs w:val="20"/>
+              </w:rPr>
+              <w:t>torch.tensor</w:t>
+            </w:r>
+            <w:proofErr w:type="spellEnd"/>
+            <w:proofErr w:type="gramEnd"/>
+            <w:r>
+              <w:rPr>
+                <w:sz w:val="20"/>
+                <w:szCs w:val="20"/>
+              </w:rPr>
+              <w:t>([1, 5, 8])</w:t>
+            </w:r>
+          </w:p>
+          <w:p>
+            <w:pPr>
+              <w:rPr>
+                <w:sz w:val="20"/>
+                <w:szCs w:val="20"/>
+              </w:rPr>
+            </w:pPr>
+            <w:r>
+              <w:rPr>
+                <w:sz w:val="20"/>
+                <w:szCs w:val="20"/>
+              </w:rPr>
+              <w:t>out = embedding(x)</w:t>
+            </w:r>
+          </w:p>
+          <w:p>
+            <w:pPr>
+              <w:rPr>
+                <w:sz w:val="20"/>
+                <w:szCs w:val="20"/>
+              </w:rPr>
+            </w:pPr>
+          </w:p>
+          <w:p>
+            <w:pPr>
+              <w:rPr>
+                <w:sz w:val="20"/>
+                <w:szCs w:val="20"/>
+              </w:rPr>
+            </w:pPr>
+            <w:r>
+              <w:rPr>
+                <w:sz w:val="20"/>
+                <w:szCs w:val="20"/>
+              </w:rPr>
+              <w:t xml:space="preserve">loss = </w:t>
+            </w:r>
+            <w:proofErr w:type="spellStart"/>
+            <w:proofErr w:type="gramStart"/>
+            <w:r>
+              <w:rPr>
+                <w:sz w:val="20"/>
+                <w:szCs w:val="20"/>
+              </w:rPr>
+              <w:t>out.mean</w:t>
+            </w:r>
+            <w:proofErr w:type="spellEnd"/>
+            <w:proofErr w:type="gramEnd"/>
+            <w:r>
+              <w:rPr>
+                <w:sz w:val="20"/>
+                <w:szCs w:val="20"/>
+              </w:rPr>
+              <w:t>()</w:t>
+            </w:r>
+            <w:r>
+              <w:rPr>
+                <w:sz w:val="20"/>
+                <w:szCs w:val="20"/>
+              </w:rPr>
+              <w:br/>
+            </w:r>
+            <w:proofErr w:type="spellStart"/>
+            <w:proofErr w:type="gramStart"/>
+            <w:r>
+              <w:rPr>
+                <w:sz w:val="20"/>
+                <w:szCs w:val="20"/>
+              </w:rPr>
+              <w:t>loss.backward</w:t>
+            </w:r>
+            <w:proofErr w:type="spellEnd"/>
+            <w:proofErr w:type="gramEnd"/>
+            <w:r>
+              <w:rPr>
+                <w:sz w:val="20"/>
+                <w:szCs w:val="20"/>
+              </w:rPr>
+              <w:t>()</w:t>
+            </w:r>
+          </w:p>
+          <w:p>
+            <w:pPr>
+              <w:rPr>
+                <w:sz w:val="20"/>
+                <w:szCs w:val="20"/>
+              </w:rPr>
+            </w:pPr>
+          </w:p>
+          <w:p>
+            <w:pPr>
+              <w:rPr>
+                <w:sz w:val="20"/>
+                <w:szCs w:val="20"/>
+              </w:rPr>
+            </w:pPr>
+            <w:r>
+              <w:rPr>
+                <w:sz w:val="20"/>
+                <w:szCs w:val="20"/>
+              </w:rPr>
+              <w:t>print(</w:t>
+            </w:r>
+            <w:proofErr w:type="spellStart"/>
+            <w:proofErr w:type="gramStart"/>
+            <w:r>
+              <w:rPr>
+                <w:sz w:val="20"/>
+                <w:szCs w:val="20"/>
+              </w:rPr>
+              <w:t>embedding.weight</w:t>
+            </w:r>
+            <w:proofErr w:type="gramEnd"/>
+            <w:r>
+              <w:rPr>
+                <w:sz w:val="20"/>
+                <w:szCs w:val="20"/>
+              </w:rPr>
+              <w:t>.</w:t>
+            </w:r>
+            <w:proofErr w:type="gramStart"/>
+            <w:r>
+              <w:rPr>
+                <w:sz w:val="20"/>
+                <w:szCs w:val="20"/>
+              </w:rPr>
+              <w:t>grad.shape</w:t>
+            </w:r>
+            <w:proofErr w:type="spellEnd"/>
+            <w:proofErr w:type="gramEnd"/>
+            <w:r>
+              <w:rPr>
+                <w:sz w:val="20"/>
+                <w:szCs w:val="20"/>
+              </w:rPr>
+              <w:t>)</w:t>
+            </w:r>
+            <w:r>
+              <w:rPr>
+                <w:sz w:val="20"/>
+                <w:szCs w:val="20"/>
+              </w:rPr>
+              <w:br/>
+            </w:r>
+            <w:r>
+              <w:rPr>
+                <w:color w:val="808080" w:themeColor="background1" w:themeShade="80"/>
+                <w:sz w:val="20"/>
+                <w:szCs w:val="20"/>
+              </w:rPr>
+              <w:t xml:space="preserve"># </w:t>
+            </w:r>
+            <w:proofErr w:type="spellStart"/>
+            <w:proofErr w:type="gramStart"/>
+            <w:r>
+              <w:rPr>
+                <w:color w:val="808080" w:themeColor="background1" w:themeShade="80"/>
+                <w:sz w:val="20"/>
+                <w:szCs w:val="20"/>
+              </w:rPr>
+              <w:t>torch.Size</w:t>
+            </w:r>
+            <w:proofErr w:type="spellEnd"/>
+            <w:proofErr w:type="gramEnd"/>
+            <w:r>
+              <w:rPr>
+                <w:color w:val="808080" w:themeColor="background1" w:themeShade="80"/>
+                <w:sz w:val="20"/>
+                <w:szCs w:val="20"/>
+              </w:rPr>
+              <w:t>([100, 16])</w:t>
+            </w:r>
+          </w:p>
+        </w:tc>
+      </w:tr>
+    </w:tbl>
+    <w:p>
+      <w:pPr>
+        <w:spacing w:after="0"/>
+        <w:rPr>
+          <w:b/>
+          <w:bCs/>
+          <w:sz w:val="20"/>
+          <w:szCs w:val="20"/>
+        </w:rPr>
+      </w:pPr>
+      <w:r>
+        <w:rPr>
+          <w:b/>
+          <w:bCs/>
+          <w:sz w:val="20"/>
+          <w:szCs w:val="20"/>
+        </w:rPr>
+        <w:t xml:space="preserve">Problem with this </w:t>
+      </w:r>
+      <w:proofErr w:type="spellStart"/>
+      <w:r>
+        <w:rPr>
+          <w:b/>
+          <w:bCs/>
+          <w:sz w:val="20"/>
+          <w:szCs w:val="20"/>
+        </w:rPr>
+        <w:t>approach</w:t>
+      </w:r>
+      <w:r>
+        <w:rPr>
+          <w:b/>
+          <w:bCs/>
+          <w:sz w:val="20"/>
+          <w:szCs w:val="20"/>
+        </w:rPr>
+        <w:t>:</w:t>
+      </w:r>
+      <w:proofErr w:type="spellEnd"/>
+    </w:p>
+    <w:p>
+      <w:pPr>
+        <w:pStyle w:val="ListParagraph"/>
+        <w:numPr>
+          <w:ilvl w:val="0"/>
+          <w:numId w:val="18"/>
+        </w:numPr>
+        <w:spacing w:after="0"/>
+        <w:rPr>
+          <w:color w:val="808080" w:themeColor="background1" w:themeShade="80"/>
+          <w:sz w:val="20"/>
+          <w:szCs w:val="20"/>
+        </w:rPr>
+      </w:pPr>
+      <w:r>
+        <w:rPr>
+          <w:sz w:val="20"/>
+          <w:szCs w:val="20"/>
+        </w:rPr>
+        <w:t>print(list(</w:t>
+      </w:r>
+      <w:proofErr w:type="spellStart"/>
+      <w:proofErr w:type="gramStart"/>
+      <w:r>
+        <w:rPr>
+          <w:sz w:val="20"/>
+          <w:szCs w:val="20"/>
+        </w:rPr>
+        <w:t>embedding.parameters</w:t>
+      </w:r>
+      <w:proofErr w:type="spellEnd"/>
+      <w:proofErr w:type="gramEnd"/>
+      <w:r>
+        <w:rPr>
+          <w:sz w:val="20"/>
+          <w:szCs w:val="20"/>
+        </w:rPr>
+        <w:t>()))</w:t>
+      </w:r>
+      <w:r>
+        <w:rPr>
+          <w:sz w:val="20"/>
+          <w:szCs w:val="20"/>
+        </w:rPr>
+        <w:t xml:space="preserve"> </w:t>
+      </w:r>
+      <w:r>
+        <w:rPr>
+          <w:color w:val="808080" w:themeColor="background1" w:themeShade="80"/>
+          <w:sz w:val="20"/>
+          <w:szCs w:val="20"/>
+        </w:rPr>
+        <w:t xml:space="preserve"># </w:t>
+      </w:r>
+      <w:r>
+        <w:rPr>
+          <w:color w:val="808080" w:themeColor="background1" w:themeShade="80"/>
+          <w:sz w:val="20"/>
+          <w:szCs w:val="20"/>
+        </w:rPr>
+        <w:t>Output:</w:t>
+      </w:r>
+      <w:r>
+        <w:rPr>
+          <w:color w:val="808080" w:themeColor="background1" w:themeShade="80"/>
+          <w:sz w:val="20"/>
+          <w:szCs w:val="20"/>
+        </w:rPr>
+        <w:t xml:space="preserve"> </w:t>
+      </w:r>
+      <w:r>
+        <w:rPr>
+          <w:color w:val="808080" w:themeColor="background1" w:themeShade="80"/>
+          <w:sz w:val="20"/>
+          <w:szCs w:val="20"/>
+        </w:rPr>
+        <w:t>[]</w:t>
+      </w:r>
+    </w:p>
     <w:p>
       <w:pPr>
         <w:rPr>
@@ -34128,35 +35841,343 @@
           <w:sz w:val="20"/>
           <w:szCs w:val="20"/>
         </w:rPr>
-        <w:t>C</w:t>
+        <w:t>The optimizer won't see weight:</w:t>
       </w:r>
+    </w:p>
+    <w:tbl>
+      <w:tblPr>
+        <w:tblStyle w:val="TableGrid"/>
+        <w:tblW w:w="0" w:type="auto"/>
+        <w:tblBorders>
+          <w:top w:val="single" w:sz="4" w:space="0" w:color="FFFFFF" w:themeColor="background1"/>
+          <w:left w:val="single" w:sz="4" w:space="0" w:color="FFFFFF" w:themeColor="background1"/>
+          <w:bottom w:val="single" w:sz="4" w:space="0" w:color="FFFFFF" w:themeColor="background1"/>
+          <w:right w:val="single" w:sz="4" w:space="0" w:color="FFFFFF" w:themeColor="background1"/>
+          <w:insideH w:val="single" w:sz="4" w:space="0" w:color="FFFFFF" w:themeColor="background1"/>
+          <w:insideV w:val="single" w:sz="4" w:space="0" w:color="FFFFFF" w:themeColor="background1"/>
+        </w:tblBorders>
+        <w:tblLook w:val="04A0" w:firstRow="1" w:lastRow="0" w:firstColumn="1" w:lastColumn="0" w:noHBand="0" w:noVBand="1"/>
+      </w:tblPr>
+      <w:tblGrid>
+        <w:gridCol w:w="2830"/>
+        <w:gridCol w:w="2830"/>
+      </w:tblGrid>
+      <w:tr>
+        <w:tc>
+          <w:tcPr>
+            <w:tcW w:w="2830" w:type="dxa"/>
+            <w:shd w:val="clear" w:color="auto" w:fill="D9D9D9" w:themeFill="background1" w:themeFillShade="D9"/>
+          </w:tcPr>
+          <w:p>
+            <w:pPr>
+              <w:rPr>
+                <w:sz w:val="20"/>
+                <w:szCs w:val="20"/>
+              </w:rPr>
+            </w:pPr>
+            <w:r>
+              <w:rPr>
+                <w:sz w:val="20"/>
+                <w:szCs w:val="20"/>
+              </w:rPr>
+              <w:t xml:space="preserve">optimizer = </w:t>
+            </w:r>
+            <w:proofErr w:type="spellStart"/>
+            <w:proofErr w:type="gramStart"/>
+            <w:r>
+              <w:rPr>
+                <w:sz w:val="20"/>
+                <w:szCs w:val="20"/>
+              </w:rPr>
+              <w:t>torch.optim.SGD</w:t>
+            </w:r>
+            <w:proofErr w:type="spellEnd"/>
+            <w:r>
+              <w:rPr>
+                <w:sz w:val="20"/>
+                <w:szCs w:val="20"/>
+              </w:rPr>
+              <w:t>(</w:t>
+            </w:r>
+            <w:proofErr w:type="gramEnd"/>
+            <w:r>
+              <w:rPr>
+                <w:sz w:val="20"/>
+                <w:szCs w:val="20"/>
+              </w:rPr>
+              <w:br/>
+            </w:r>
+            <w:r>
+              <w:rPr>
+                <w:sz w:val="20"/>
+                <w:szCs w:val="20"/>
+              </w:rPr>
+              <w:t xml:space="preserve">    </w:t>
+            </w:r>
+            <w:proofErr w:type="spellStart"/>
+            <w:proofErr w:type="gramStart"/>
+            <w:r>
+              <w:rPr>
+                <w:sz w:val="20"/>
+                <w:szCs w:val="20"/>
+              </w:rPr>
+              <w:t>embedding.parameters</w:t>
+            </w:r>
+            <w:proofErr w:type="spellEnd"/>
+            <w:proofErr w:type="gramEnd"/>
+            <w:r>
+              <w:rPr>
+                <w:sz w:val="20"/>
+                <w:szCs w:val="20"/>
+              </w:rPr>
+              <w:t>(),</w:t>
+            </w:r>
+            <w:r>
+              <w:rPr>
+                <w:sz w:val="20"/>
+                <w:szCs w:val="20"/>
+              </w:rPr>
+              <w:br/>
+            </w:r>
+            <w:r>
+              <w:rPr>
+                <w:sz w:val="20"/>
+                <w:szCs w:val="20"/>
+              </w:rPr>
+              <w:t xml:space="preserve">    </w:t>
+            </w:r>
+            <w:proofErr w:type="spellStart"/>
+            <w:r>
+              <w:rPr>
+                <w:sz w:val="20"/>
+                <w:szCs w:val="20"/>
+              </w:rPr>
+              <w:t>lr</w:t>
+            </w:r>
+            <w:proofErr w:type="spellEnd"/>
+            <w:r>
+              <w:rPr>
+                <w:sz w:val="20"/>
+                <w:szCs w:val="20"/>
+              </w:rPr>
+              <w:t>=0.1</w:t>
+            </w:r>
+            <w:r>
+              <w:rPr>
+                <w:sz w:val="20"/>
+                <w:szCs w:val="20"/>
+              </w:rPr>
+              <w:br/>
+              <w:t>)</w:t>
+            </w:r>
+          </w:p>
+        </w:tc>
+        <w:tc>
+          <w:tcPr>
+            <w:tcW w:w="2830" w:type="dxa"/>
+            <w:shd w:val="clear" w:color="auto" w:fill="FFFFFF" w:themeFill="background1"/>
+          </w:tcPr>
+          <w:p>
+            <w:pPr>
+              <w:rPr>
+                <w:sz w:val="20"/>
+                <w:szCs w:val="20"/>
+              </w:rPr>
+            </w:pPr>
+            <w:r>
+              <w:rPr>
+                <w:sz w:val="20"/>
+                <w:szCs w:val="20"/>
+              </w:rPr>
+              <w:t>This will fail because there are no registered parameters.</w:t>
+            </w:r>
+          </w:p>
+        </w:tc>
+      </w:tr>
+    </w:tbl>
+    <w:p>
+      <w:pPr>
+        <w:rPr>
+          <w:sz w:val="20"/>
+          <w:szCs w:val="20"/>
+        </w:rPr>
+      </w:pPr>
+    </w:p>
+    <w:p>
+      <w:pPr>
+        <w:jc w:val="center"/>
+        <w:rPr>
+          <w:b/>
+          <w:bCs/>
+          <w:sz w:val="20"/>
+          <w:szCs w:val="20"/>
+        </w:rPr>
+      </w:pPr>
+      <w:r>
+        <w:rPr>
+          <w:b/>
+          <w:bCs/>
+          <w:sz w:val="20"/>
+          <w:szCs w:val="20"/>
+          <w:u w:val="single"/>
+        </w:rPr>
+        <w:t>Using</w:t>
+      </w:r>
+      <w:r>
+        <w:rPr>
+          <w:b/>
+          <w:bCs/>
+          <w:sz w:val="20"/>
+          <w:szCs w:val="20"/>
+          <w:u w:val="single"/>
+        </w:rPr>
+        <w:t xml:space="preserve"> </w:t>
+      </w:r>
+      <w:proofErr w:type="spellStart"/>
+      <w:proofErr w:type="gramStart"/>
+      <w:r>
+        <w:rPr>
+          <w:b/>
+          <w:bCs/>
+          <w:sz w:val="20"/>
+          <w:szCs w:val="20"/>
+          <w:u w:val="single"/>
+        </w:rPr>
+        <w:t>nn.Parameter</w:t>
+      </w:r>
+      <w:proofErr w:type="spellEnd"/>
+      <w:proofErr w:type="gramEnd"/>
+    </w:p>
+    <w:p>
+      <w:pPr>
+        <w:rPr>
+          <w:sz w:val="20"/>
+          <w:szCs w:val="20"/>
+        </w:rPr>
+      </w:pPr>
+      <w:r>
+        <w:rPr>
+          <w:b/>
+          <w:bCs/>
+          <w:sz w:val="20"/>
+          <w:szCs w:val="20"/>
+        </w:rPr>
+        <w:t xml:space="preserve">Why </w:t>
+      </w:r>
+      <w:proofErr w:type="spellStart"/>
+      <w:proofErr w:type="gramStart"/>
+      <w:r>
+        <w:rPr>
+          <w:b/>
+          <w:bCs/>
+          <w:sz w:val="20"/>
+          <w:szCs w:val="20"/>
+        </w:rPr>
+        <w:t>nn.Parameter</w:t>
+      </w:r>
+      <w:proofErr w:type="spellEnd"/>
+      <w:proofErr w:type="gramEnd"/>
+      <w:r>
+        <w:rPr>
+          <w:b/>
+          <w:bCs/>
+          <w:sz w:val="20"/>
+          <w:szCs w:val="20"/>
+        </w:rPr>
+        <w:t xml:space="preserve"> exists</w:t>
+      </w:r>
+      <w:r>
+        <w:rPr>
+          <w:b/>
+          <w:bCs/>
+          <w:sz w:val="20"/>
+          <w:szCs w:val="20"/>
+        </w:rPr>
+        <w:t>?</w:t>
+      </w:r>
+      <w:r>
+        <w:rPr>
+          <w:b/>
+          <w:bCs/>
+          <w:sz w:val="20"/>
+          <w:szCs w:val="20"/>
+        </w:rPr>
+        <w:br/>
+      </w:r>
+      <w:proofErr w:type="spellStart"/>
+      <w:proofErr w:type="gramStart"/>
       <w:r>
         <w:rPr>
           <w:sz w:val="20"/>
           <w:szCs w:val="20"/>
         </w:rPr>
-        <w:t xml:space="preserve">reate </w:t>
+        <w:t>nn.Parameter</w:t>
       </w:r>
+      <w:proofErr w:type="spellEnd"/>
+      <w:proofErr w:type="gramEnd"/>
       <w:r>
         <w:rPr>
           <w:sz w:val="20"/>
           <w:szCs w:val="20"/>
         </w:rPr>
-        <w:t>a</w:t>
+        <w:t xml:space="preserve"> is essentially a special subclass of Tensor:</w:t>
       </w:r>
+    </w:p>
+    <w:p>
+      <w:pPr>
+        <w:spacing w:after="0"/>
+        <w:rPr>
+          <w:sz w:val="20"/>
+          <w:szCs w:val="20"/>
+        </w:rPr>
+      </w:pPr>
       <w:r>
         <w:rPr>
           <w:sz w:val="20"/>
           <w:szCs w:val="20"/>
         </w:rPr>
-        <w:t xml:space="preserve"> custom embedding layer</w:t>
+        <w:t xml:space="preserve">Its purpose is to tell </w:t>
       </w:r>
+      <w:proofErr w:type="spellStart"/>
+      <w:proofErr w:type="gramStart"/>
+      <w:r>
+        <w:rPr>
+          <w:sz w:val="20"/>
+          <w:szCs w:val="20"/>
+        </w:rPr>
+        <w:t>nn.Module</w:t>
+      </w:r>
+      <w:proofErr w:type="spellEnd"/>
+      <w:proofErr w:type="gramEnd"/>
       <w:r>
         <w:rPr>
           <w:sz w:val="20"/>
           <w:szCs w:val="20"/>
         </w:rPr>
         <w:t>:</w:t>
+      </w:r>
+    </w:p>
+    <w:p>
+      <w:pPr>
+        <w:rPr>
+          <w:sz w:val="20"/>
+          <w:szCs w:val="20"/>
+        </w:rPr>
+      </w:pPr>
+      <w:r>
+        <w:rPr>
+          <w:sz w:val="20"/>
+          <w:szCs w:val="20"/>
+        </w:rPr>
+        <w:t xml:space="preserve">      </w:t>
+      </w:r>
+      <w:r>
+        <w:rPr>
+          <w:sz w:val="20"/>
+          <w:szCs w:val="20"/>
+          <w:shd w:val="clear" w:color="auto" w:fill="D9D9D9" w:themeFill="background1" w:themeFillShade="D9"/>
+        </w:rPr>
+        <w:t>"Register this tensor as a trainable model parameter."</w:t>
       </w:r>
     </w:p>
     <w:tbl>
@@ -34640,7 +36661,7 @@
         <w:tc>
           <w:tcPr>
             <w:tcW w:w="4059" w:type="dxa"/>
-            <w:shd w:val="clear" w:color="auto" w:fill="D9D9D9" w:themeFill="background1" w:themeFillShade="D9"/>
+            <w:shd w:val="clear" w:color="auto" w:fill="F2F2F2" w:themeFill="background1" w:themeFillShade="F2"/>
           </w:tcPr>
           <w:p>
             <w:pPr>
@@ -34787,6 +36808,7 @@
     </w:tbl>
     <w:p>
       <w:pPr>
+        <w:spacing w:after="0"/>
         <w:rPr>
           <w:sz w:val="20"/>
           <w:szCs w:val="20"/>
@@ -36570,6 +38592,119 @@
     </w:lvl>
   </w:abstractNum>
   <w:abstractNum w:abstractNumId="13" w15:restartNumberingAfterBreak="0">
+    <w:nsid w:val="6FBF3DC1"/>
+    <w:multiLevelType w:val="hybridMultilevel"/>
+    <w:tmpl w:val="BE98526E"/>
+    <w:lvl w:ilvl="0" w:tplc="40090001">
+      <w:start w:val="1"/>
+      <w:numFmt w:val="bullet"/>
+      <w:lvlText w:val=""/>
+      <w:lvlJc w:val="left"/>
+      <w:pPr>
+        <w:ind w:left="720" w:hanging="360"/>
+      </w:pPr>
+      <w:rPr>
+        <w:rFonts w:ascii="Symbol" w:hAnsi="Symbol" w:hint="default"/>
+      </w:rPr>
+    </w:lvl>
+    <w:lvl w:ilvl="1" w:tplc="40090003" w:tentative="1">
+      <w:start w:val="1"/>
+      <w:numFmt w:val="bullet"/>
+      <w:lvlText w:val="o"/>
+      <w:lvlJc w:val="left"/>
+      <w:pPr>
+        <w:ind w:left="1440" w:hanging="360"/>
+      </w:pPr>
+      <w:rPr>
+        <w:rFonts w:ascii="Courier New" w:hAnsi="Courier New" w:cs="Courier New" w:hint="default"/>
+      </w:rPr>
+    </w:lvl>
+    <w:lvl w:ilvl="2" w:tplc="40090005" w:tentative="1">
+      <w:start w:val="1"/>
+      <w:numFmt w:val="bullet"/>
+      <w:lvlText w:val=""/>
+      <w:lvlJc w:val="left"/>
+      <w:pPr>
+        <w:ind w:left="2160" w:hanging="360"/>
+      </w:pPr>
+      <w:rPr>
+        <w:rFonts w:ascii="Wingdings" w:hAnsi="Wingdings" w:hint="default"/>
+      </w:rPr>
+    </w:lvl>
+    <w:lvl w:ilvl="3" w:tplc="40090001" w:tentative="1">
+      <w:start w:val="1"/>
+      <w:numFmt w:val="bullet"/>
+      <w:lvlText w:val=""/>
+      <w:lvlJc w:val="left"/>
+      <w:pPr>
+        <w:ind w:left="2880" w:hanging="360"/>
+      </w:pPr>
+      <w:rPr>
+        <w:rFonts w:ascii="Symbol" w:hAnsi="Symbol" w:hint="default"/>
+      </w:rPr>
+    </w:lvl>
+    <w:lvl w:ilvl="4" w:tplc="40090003" w:tentative="1">
+      <w:start w:val="1"/>
+      <w:numFmt w:val="bullet"/>
+      <w:lvlText w:val="o"/>
+      <w:lvlJc w:val="left"/>
+      <w:pPr>
+        <w:ind w:left="3600" w:hanging="360"/>
+      </w:pPr>
+      <w:rPr>
+        <w:rFonts w:ascii="Courier New" w:hAnsi="Courier New" w:cs="Courier New" w:hint="default"/>
+      </w:rPr>
+    </w:lvl>
+    <w:lvl w:ilvl="5" w:tplc="40090005" w:tentative="1">
+      <w:start w:val="1"/>
+      <w:numFmt w:val="bullet"/>
+      <w:lvlText w:val=""/>
+      <w:lvlJc w:val="left"/>
+      <w:pPr>
+        <w:ind w:left="4320" w:hanging="360"/>
+      </w:pPr>
+      <w:rPr>
+        <w:rFonts w:ascii="Wingdings" w:hAnsi="Wingdings" w:hint="default"/>
+      </w:rPr>
+    </w:lvl>
+    <w:lvl w:ilvl="6" w:tplc="40090001" w:tentative="1">
+      <w:start w:val="1"/>
+      <w:numFmt w:val="bullet"/>
+      <w:lvlText w:val=""/>
+      <w:lvlJc w:val="left"/>
+      <w:pPr>
+        <w:ind w:left="5040" w:hanging="360"/>
+      </w:pPr>
+      <w:rPr>
+        <w:rFonts w:ascii="Symbol" w:hAnsi="Symbol" w:hint="default"/>
+      </w:rPr>
+    </w:lvl>
+    <w:lvl w:ilvl="7" w:tplc="40090003" w:tentative="1">
+      <w:start w:val="1"/>
+      <w:numFmt w:val="bullet"/>
+      <w:lvlText w:val="o"/>
+      <w:lvlJc w:val="left"/>
+      <w:pPr>
+        <w:ind w:left="5760" w:hanging="360"/>
+      </w:pPr>
+      <w:rPr>
+        <w:rFonts w:ascii="Courier New" w:hAnsi="Courier New" w:cs="Courier New" w:hint="default"/>
+      </w:rPr>
+    </w:lvl>
+    <w:lvl w:ilvl="8" w:tplc="40090005" w:tentative="1">
+      <w:start w:val="1"/>
+      <w:numFmt w:val="bullet"/>
+      <w:lvlText w:val=""/>
+      <w:lvlJc w:val="left"/>
+      <w:pPr>
+        <w:ind w:left="6480" w:hanging="360"/>
+      </w:pPr>
+      <w:rPr>
+        <w:rFonts w:ascii="Wingdings" w:hAnsi="Wingdings" w:hint="default"/>
+      </w:rPr>
+    </w:lvl>
+  </w:abstractNum>
+  <w:abstractNum w:abstractNumId="14" w15:restartNumberingAfterBreak="0">
     <w:nsid w:val="75AF15C0"/>
     <w:multiLevelType w:val="hybridMultilevel"/>
     <w:tmpl w:val="630C46A2"/>
@@ -36682,7 +38817,7 @@
       </w:rPr>
     </w:lvl>
   </w:abstractNum>
-  <w:abstractNum w:abstractNumId="14" w15:restartNumberingAfterBreak="0">
+  <w:abstractNum w:abstractNumId="15" w15:restartNumberingAfterBreak="0">
     <w:nsid w:val="75C1373C"/>
     <w:multiLevelType w:val="multilevel"/>
     <w:tmpl w:val="83E204FE"/>
@@ -36831,7 +38966,7 @@
       </w:rPr>
     </w:lvl>
   </w:abstractNum>
-  <w:abstractNum w:abstractNumId="15" w15:restartNumberingAfterBreak="0">
+  <w:abstractNum w:abstractNumId="16" w15:restartNumberingAfterBreak="0">
     <w:nsid w:val="7C9654CA"/>
     <w:multiLevelType w:val="hybridMultilevel"/>
     <w:tmpl w:val="29FCF92C"/>
@@ -36944,7 +39079,7 @@
       </w:rPr>
     </w:lvl>
   </w:abstractNum>
-  <w:abstractNum w:abstractNumId="16" w15:restartNumberingAfterBreak="0">
+  <w:abstractNum w:abstractNumId="17" w15:restartNumberingAfterBreak="0">
     <w:nsid w:val="7FBF0836"/>
     <w:multiLevelType w:val="hybridMultilevel"/>
     <w:tmpl w:val="BCDA816A"/>
@@ -37057,7 +39192,7 @@
     </w:lvl>
   </w:abstractNum>
   <w:num w:numId="1" w16cid:durableId="1372613091">
-    <w:abstractNumId w:val="13"/>
+    <w:abstractNumId w:val="14"/>
   </w:num>
   <w:num w:numId="2" w16cid:durableId="2066758190">
     <w:abstractNumId w:val="10"/>
@@ -37096,16 +39231,19 @@
     <w:abstractNumId w:val="12"/>
   </w:num>
   <w:num w:numId="14" w16cid:durableId="712004933">
-    <w:abstractNumId w:val="15"/>
+    <w:abstractNumId w:val="16"/>
   </w:num>
   <w:num w:numId="15" w16cid:durableId="2109235240">
-    <w:abstractNumId w:val="14"/>
+    <w:abstractNumId w:val="15"/>
   </w:num>
   <w:num w:numId="16" w16cid:durableId="1173302068">
     <w:abstractNumId w:val="6"/>
   </w:num>
   <w:num w:numId="17" w16cid:durableId="1007831949">
-    <w:abstractNumId w:val="16"/>
+    <w:abstractNumId w:val="17"/>
+  </w:num>
+  <w:num w:numId="18" w16cid:durableId="2041127897">
+    <w:abstractNumId w:val="13"/>
   </w:num>
 </w:numbering>
 </file>
@@ -38398,4 +40536,16 @@
     </a:ext>
   </a:extLst>
 </a:theme>
+</file>
+
+<file path=customXml/item1.xml><?xml version="1.0" encoding="utf-8"?>
+<b:Sources xmlns:b="http://schemas.openxmlformats.org/officeDocument/2006/bibliography" xmlns="http://schemas.openxmlformats.org/officeDocument/2006/bibliography" SelectedStyle="\APASixthEditionOfficeOnline.xsl" StyleName="APA" Version="6"/>
+</file>
+
+<file path=customXml/itemProps1.xml><?xml version="1.0" encoding="utf-8"?>
+<ds:datastoreItem xmlns:ds="http://schemas.openxmlformats.org/officeDocument/2006/customXml" ds:itemID="{DB63938D-CCC0-4B72-8C9F-C13E7A8E5E8A}">
+  <ds:schemaRefs>
+    <ds:schemaRef ds:uri="http://schemas.openxmlformats.org/officeDocument/2006/bibliography"/>
+  </ds:schemaRefs>
+</ds:datastoreItem>
 </file>